--- a/M6/03.-API_Retrofit.docx
+++ b/M6/03.-API_Retrofit.docx
@@ -5,6 +5,7 @@
     <w:p>
       <w:pPr>
         <w:spacing w:before="100" w:beforeAutospacing="1" w:after="100" w:afterAutospacing="1" w:line="240" w:lineRule="auto"/>
+        <w:jc w:val="both"/>
         <w:rPr>
           <w:rFonts w:ascii="Times New Roman" w:eastAsia="Times New Roman" w:hAnsi="Times New Roman" w:cs="Times New Roman"/>
           <w:sz w:val="24"/>
